--- a/docs/files/f138_文雪_山东大学_运营管理方向.docx
+++ b/docs/files/f138_文雪_山东大学_运营管理方向.docx
@@ -3078,7 +3078,7 @@
                 <w:b w:val="0"/>
                 <w:sz w:val="21"/>
               </w:rPr>
-              <w:t>盘点与效期：参与数十种原辅料日常盘点，协助检查效期，临期原料及时报损，任职期间无重大盘点差异</w:t>
+              <w:t>盘点与效期：逐类清点数十种原辅料并记录结果，协助检查效期、临期原料及时报损，任职期间无重大盘点差异</w:t>
             </w:r>
           </w:p>
           <w:p>
@@ -4808,7 +4808,7 @@
                 <w:b w:val="0"/>
                 <w:sz w:val="21"/>
               </w:rPr>
-              <w:t>业务分析：用Excel透视表与透视图覆盖电商四块业务，指标从转化率、ROI一路拆到库存周转</w:t>
+              <w:t>业务分析：用透视表与透视图覆盖电商四块业务，指标从转化率、ROI逐层拆到库存周转</w:t>
             </w:r>
           </w:p>
           <w:p>
@@ -5018,7 +5018,7 @@
                 <w:b w:val="0"/>
                 <w:sz w:val="21"/>
               </w:rPr>
-              <w:t>库存管理：算到SKU层级的周转率、预警线与采购金额，结合销量预测判断补货节奏</w:t>
+              <w:t>库存管理：测算SKU层级的周转率、预警线与采购金额，结合销量预测判断补货节奏</w:t>
             </w:r>
           </w:p>
           <w:p>
@@ -5995,7 +5995,7 @@
                 <w:b w:val="0"/>
                 <w:sz w:val="21"/>
               </w:rPr>
-              <w:t>问题调研：针对老旧小区自提点零散、配送慢，调研15个候选点与日均345单的真实需求</w:t>
+              <w:t>问题调研：针对老旧小区自提点零散、配送慢，以日均345单为基准调研15个候选点的需求分布</w:t>
             </w:r>
           </w:p>
           <w:p>
@@ -6211,7 +6211,7 @@
                 <w:b w:val="0"/>
                 <w:sz w:val="21"/>
               </w:rPr>
-              <w:t>弹性布局：给出2个核心点、4个动态临时点的方案，平时压固定支出、波峰加临时点</w:t>
+              <w:t>固定+弹性布局：2个核心固定点配4个动态临时点，平时压固定支出、波峰加临时点</w:t>
             </w:r>
           </w:p>
           <w:p>
@@ -7941,7 +7941,7 @@
                 <w:b w:val="0"/>
                 <w:sz w:val="21"/>
               </w:rPr>
-              <w:t>物资统筹：负责院级活动物资申领、出入库登记与台账记录，按需调度物料并完成现场布置</w:t>
+              <w:t>物资统筹：院级活动物资申领、出入库登记与台账记录，按台账记录调度物料并布置现场</w:t>
             </w:r>
           </w:p>
           <w:p>
